--- a/public/downloads/lb-coxs-bazar-educator-guide.docx
+++ b/public/downloads/lb-coxs-bazar-educator-guide.docx
@@ -430,6 +430,398 @@
           <w:szCs w:val="22"/>
         </w:rPr>
         <w:t xml:space="preserve">Sessions are self-contained. When a learner returns after an absence, re-anchor the goal, break the next step down small, and treat the return as progress — not a fresh start. Fully offline throughout: assume no internet, and often no power or devices.</w:t>
+      </w:r>
+    </w:p>
+    <w:p>
+      <w:pPr>
+        <w:pStyle w:val="Heading2"/>
+        <w:spacing w:after="80" w:before="200"/>
+      </w:pPr>
+      <w:r>
+        <w:rPr>
+          <w:b/>
+          <w:bCs/>
+          <w:color w:val="7A3B69"/>
+          <w:sz w:val="25"/>
+          <w:szCs w:val="25"/>
+        </w:rPr>
+        <w:t xml:space="preserve">What a week looks like</w:t>
+      </w:r>
+    </w:p>
+    <w:p>
+      <w:pPr>
+        <w:spacing w:after="120" w:before="0"/>
+      </w:pPr>
+      <w:r>
+        <w:rPr>
+          <w:sz w:val="22"/>
+          <w:szCs w:val="22"/>
+        </w:rPr>
+        <w:t xml:space="preserve">You deliver three taught components side by side — Agency in Learning, the Research Project, and English — each 3 hours in-person and 2 hours independent per week, with your mentoring folded into the in-person time. One example week:</w:t>
+      </w:r>
+    </w:p>
+    <w:tbl>
+      <w:tblPr>
+        <w:tblW w:type="pct" w:w="100%"/>
+        <w:tblBorders>
+          <w:top w:val="single" w:color="auto" w:sz="4"/>
+          <w:left w:val="single" w:color="auto" w:sz="4"/>
+          <w:bottom w:val="single" w:color="auto" w:sz="4"/>
+          <w:right w:val="single" w:color="auto" w:sz="4"/>
+          <w:insideH w:val="single" w:color="auto" w:sz="4"/>
+          <w:insideV w:val="single" w:color="auto" w:sz="4"/>
+        </w:tblBorders>
+      </w:tblPr>
+      <w:tblGrid>
+        <w:gridCol w:w="3200"/>
+        <w:gridCol w:w="7600"/>
+      </w:tblGrid>
+      <w:tr>
+        <w:trPr>
+          <w:tblHeader/>
+        </w:trPr>
+        <w:tc>
+          <w:tcPr>
+            <w:tcW w:type="dxa" w:w="3200"/>
+            <w:shd w:fill="F0ECE3"/>
+            <w:tcMar>
+              <w:top w:type="dxa" w:w="60"/>
+              <w:left w:type="dxa" w:w="120"/>
+              <w:bottom w:type="dxa" w:w="60"/>
+              <w:right w:type="dxa" w:w="120"/>
+            </w:tcMar>
+          </w:tcPr>
+          <w:p>
+            <w:r>
+              <w:rPr>
+                <w:b/>
+                <w:bCs/>
+                <w:color w:val="1F3A5F"/>
+                <w:sz w:val="20"/>
+                <w:szCs w:val="20"/>
+              </w:rPr>
+              <w:t xml:space="preserve">Day</w:t>
+            </w:r>
+          </w:p>
+        </w:tc>
+        <w:tc>
+          <w:tcPr>
+            <w:tcW w:type="dxa" w:w="7600"/>
+            <w:shd w:fill="F0ECE3"/>
+            <w:tcMar>
+              <w:top w:type="dxa" w:w="60"/>
+              <w:left w:type="dxa" w:w="120"/>
+              <w:bottom w:type="dxa" w:w="60"/>
+              <w:right w:type="dxa" w:w="120"/>
+            </w:tcMar>
+          </w:tcPr>
+          <w:p>
+            <w:r>
+              <w:rPr>
+                <w:b/>
+                <w:bCs/>
+                <w:color w:val="1F3A5F"/>
+                <w:sz w:val="20"/>
+                <w:szCs w:val="20"/>
+              </w:rPr>
+              <w:t xml:space="preserve">In-person sessions (about 1 hour each)</w:t>
+            </w:r>
+          </w:p>
+        </w:tc>
+      </w:tr>
+      <w:tr>
+        <w:tc>
+          <w:tcPr>
+            <w:tcW w:type="dxa" w:w="3200"/>
+            <w:tcMar>
+              <w:top w:type="dxa" w:w="60"/>
+              <w:left w:type="dxa" w:w="120"/>
+              <w:bottom w:type="dxa" w:w="60"/>
+              <w:right w:type="dxa" w:w="120"/>
+            </w:tcMar>
+          </w:tcPr>
+          <w:p>
+            <w:r>
+              <w:rPr>
+                <w:b/>
+                <w:bCs/>
+                <w:color w:val="7A3B69"/>
+                <w:sz w:val="20"/>
+                <w:szCs w:val="20"/>
+              </w:rPr>
+              <w:t xml:space="preserve">Day 1</w:t>
+            </w:r>
+          </w:p>
+        </w:tc>
+        <w:tc>
+          <w:tcPr>
+            <w:tcW w:type="dxa" w:w="7600"/>
+            <w:tcMar>
+              <w:top w:type="dxa" w:w="60"/>
+              <w:left w:type="dxa" w:w="120"/>
+              <w:bottom w:type="dxa" w:w="60"/>
+              <w:right w:type="dxa" w:w="120"/>
+            </w:tcMar>
+          </w:tcPr>
+          <w:p>
+            <w:r>
+              <w:rPr>
+                <w:b w:val="false"/>
+                <w:bCs w:val="false"/>
+                <w:sz w:val="20"/>
+                <w:szCs w:val="20"/>
+              </w:rPr>
+              <w:t xml:space="preserve">English  ·  Agency in Learning</w:t>
+            </w:r>
+          </w:p>
+        </w:tc>
+      </w:tr>
+      <w:tr>
+        <w:tc>
+          <w:tcPr>
+            <w:tcW w:type="dxa" w:w="3200"/>
+            <w:tcMar>
+              <w:top w:type="dxa" w:w="60"/>
+              <w:left w:type="dxa" w:w="120"/>
+              <w:bottom w:type="dxa" w:w="60"/>
+              <w:right w:type="dxa" w:w="120"/>
+            </w:tcMar>
+          </w:tcPr>
+          <w:p>
+            <w:r>
+              <w:rPr>
+                <w:b/>
+                <w:bCs/>
+                <w:color w:val="7A3B69"/>
+                <w:sz w:val="20"/>
+                <w:szCs w:val="20"/>
+              </w:rPr>
+              <w:t xml:space="preserve">Day 2</w:t>
+            </w:r>
+          </w:p>
+        </w:tc>
+        <w:tc>
+          <w:tcPr>
+            <w:tcW w:type="dxa" w:w="7600"/>
+            <w:tcMar>
+              <w:top w:type="dxa" w:w="60"/>
+              <w:left w:type="dxa" w:w="120"/>
+              <w:bottom w:type="dxa" w:w="60"/>
+              <w:right w:type="dxa" w:w="120"/>
+            </w:tcMar>
+          </w:tcPr>
+          <w:p>
+            <w:r>
+              <w:rPr>
+                <w:b w:val="false"/>
+                <w:bCs w:val="false"/>
+                <w:sz w:val="20"/>
+                <w:szCs w:val="20"/>
+              </w:rPr>
+              <w:t xml:space="preserve">Research Project  ·  mentoring check-ins</w:t>
+            </w:r>
+          </w:p>
+        </w:tc>
+      </w:tr>
+      <w:tr>
+        <w:tc>
+          <w:tcPr>
+            <w:tcW w:type="dxa" w:w="3200"/>
+            <w:tcMar>
+              <w:top w:type="dxa" w:w="60"/>
+              <w:left w:type="dxa" w:w="120"/>
+              <w:bottom w:type="dxa" w:w="60"/>
+              <w:right w:type="dxa" w:w="120"/>
+            </w:tcMar>
+          </w:tcPr>
+          <w:p>
+            <w:r>
+              <w:rPr>
+                <w:b/>
+                <w:bCs/>
+                <w:color w:val="7A3B69"/>
+                <w:sz w:val="20"/>
+                <w:szCs w:val="20"/>
+              </w:rPr>
+              <w:t xml:space="preserve">Day 3</w:t>
+            </w:r>
+          </w:p>
+        </w:tc>
+        <w:tc>
+          <w:tcPr>
+            <w:tcW w:type="dxa" w:w="7600"/>
+            <w:tcMar>
+              <w:top w:type="dxa" w:w="60"/>
+              <w:left w:type="dxa" w:w="120"/>
+              <w:bottom w:type="dxa" w:w="60"/>
+              <w:right w:type="dxa" w:w="120"/>
+            </w:tcMar>
+          </w:tcPr>
+          <w:p>
+            <w:r>
+              <w:rPr>
+                <w:b w:val="false"/>
+                <w:bCs w:val="false"/>
+                <w:sz w:val="20"/>
+                <w:szCs w:val="20"/>
+              </w:rPr>
+              <w:t xml:space="preserve">English  ·  Agency in Learning</w:t>
+            </w:r>
+          </w:p>
+        </w:tc>
+      </w:tr>
+      <w:tr>
+        <w:tc>
+          <w:tcPr>
+            <w:tcW w:type="dxa" w:w="3200"/>
+            <w:tcMar>
+              <w:top w:type="dxa" w:w="60"/>
+              <w:left w:type="dxa" w:w="120"/>
+              <w:bottom w:type="dxa" w:w="60"/>
+              <w:right w:type="dxa" w:w="120"/>
+            </w:tcMar>
+          </w:tcPr>
+          <w:p>
+            <w:r>
+              <w:rPr>
+                <w:b/>
+                <w:bCs/>
+                <w:color w:val="7A3B69"/>
+                <w:sz w:val="20"/>
+                <w:szCs w:val="20"/>
+              </w:rPr>
+              <w:t xml:space="preserve">Day 4</w:t>
+            </w:r>
+          </w:p>
+        </w:tc>
+        <w:tc>
+          <w:tcPr>
+            <w:tcW w:type="dxa" w:w="7600"/>
+            <w:tcMar>
+              <w:top w:type="dxa" w:w="60"/>
+              <w:left w:type="dxa" w:w="120"/>
+              <w:bottom w:type="dxa" w:w="60"/>
+              <w:right w:type="dxa" w:w="120"/>
+            </w:tcMar>
+          </w:tcPr>
+          <w:p>
+            <w:r>
+              <w:rPr>
+                <w:b w:val="false"/>
+                <w:bCs w:val="false"/>
+                <w:sz w:val="20"/>
+                <w:szCs w:val="20"/>
+              </w:rPr>
+              <w:t xml:space="preserve">Research Project  ·  mentoring check-ins</w:t>
+            </w:r>
+          </w:p>
+        </w:tc>
+      </w:tr>
+      <w:tr>
+        <w:tc>
+          <w:tcPr>
+            <w:tcW w:type="dxa" w:w="3200"/>
+            <w:tcMar>
+              <w:top w:type="dxa" w:w="60"/>
+              <w:left w:type="dxa" w:w="120"/>
+              <w:bottom w:type="dxa" w:w="60"/>
+              <w:right w:type="dxa" w:w="120"/>
+            </w:tcMar>
+          </w:tcPr>
+          <w:p>
+            <w:r>
+              <w:rPr>
+                <w:b/>
+                <w:bCs/>
+                <w:color w:val="7A3B69"/>
+                <w:sz w:val="20"/>
+                <w:szCs w:val="20"/>
+              </w:rPr>
+              <w:t xml:space="preserve">Day 5</w:t>
+            </w:r>
+          </w:p>
+        </w:tc>
+        <w:tc>
+          <w:tcPr>
+            <w:tcW w:type="dxa" w:w="7600"/>
+            <w:tcMar>
+              <w:top w:type="dxa" w:w="60"/>
+              <w:left w:type="dxa" w:w="120"/>
+              <w:bottom w:type="dxa" w:w="60"/>
+              <w:right w:type="dxa" w:w="120"/>
+            </w:tcMar>
+          </w:tcPr>
+          <w:p>
+            <w:r>
+              <w:rPr>
+                <w:b w:val="false"/>
+                <w:bCs w:val="false"/>
+                <w:sz w:val="20"/>
+                <w:szCs w:val="20"/>
+              </w:rPr>
+              <w:t xml:space="preserve">English  ·  Agency in Learning</w:t>
+            </w:r>
+          </w:p>
+        </w:tc>
+      </w:tr>
+      <w:tr>
+        <w:tc>
+          <w:tcPr>
+            <w:tcW w:type="dxa" w:w="3200"/>
+            <w:tcMar>
+              <w:top w:type="dxa" w:w="60"/>
+              <w:left w:type="dxa" w:w="120"/>
+              <w:bottom w:type="dxa" w:w="60"/>
+              <w:right w:type="dxa" w:w="120"/>
+            </w:tcMar>
+          </w:tcPr>
+          <w:p>
+            <w:r>
+              <w:rPr>
+                <w:b/>
+                <w:bCs/>
+                <w:color w:val="7A3B69"/>
+                <w:sz w:val="20"/>
+                <w:szCs w:val="20"/>
+              </w:rPr>
+              <w:t xml:space="preserve">Day 6</w:t>
+            </w:r>
+          </w:p>
+        </w:tc>
+        <w:tc>
+          <w:tcPr>
+            <w:tcW w:type="dxa" w:w="7600"/>
+            <w:tcMar>
+              <w:top w:type="dxa" w:w="60"/>
+              <w:left w:type="dxa" w:w="120"/>
+              <w:bottom w:type="dxa" w:w="60"/>
+              <w:right w:type="dxa" w:w="120"/>
+            </w:tcMar>
+          </w:tcPr>
+          <w:p>
+            <w:r>
+              <w:rPr>
+                <w:b w:val="false"/>
+                <w:bCs w:val="false"/>
+                <w:sz w:val="20"/>
+                <w:szCs w:val="20"/>
+              </w:rPr>
+              <w:t xml:space="preserve">Research Project  ·  a short small-group wellbeing check and reflection</w:t>
+            </w:r>
+          </w:p>
+        </w:tc>
+      </w:tr>
+    </w:tbl>
+    <w:p>
+      <w:pPr>
+        <w:spacing w:after="120" w:before="0"/>
+      </w:pPr>
+      <w:r>
+        <w:rPr>
+          <w:sz w:val="22"/>
+          <w:szCs w:val="22"/>
+        </w:rPr>
+        <w:t xml:space="preserve">Adapt it with your coordinator — the fixed points are the weekly hours per component; how you place them is yours. The 2 independent hours per component are the between-session tasks set in each activity (asking someone at home, gathering evidence, practising English), done at home. Before the Research Project’s challenge is agreed, you run Agency in Learning and English only.</w:t>
       </w:r>
     </w:p>
     <w:p>
